--- a/01-foundations/NIST_AI_RMF_1.0/publication/Manual_03_NIST_AI_RMF_Implementation_PT-BR.docx
+++ b/01-foundations/NIST_AI_RMF_1.0/publication/Manual_03_NIST_AI_RMF_Implementation_PT-BR.docx
@@ -6,56 +6,53 @@
       <w:pPr>
         <w:pStyle w:val="Title"/>
         <w:jc w:val="center"/>
-      </w:pPr>
-      <w:r>
-        <w:rPr>
-          <w:rFonts w:ascii="Arial" w:hAnsi="Arial" w:eastAsia="Arial"/>
-          <w:b/>
-          <w:sz w:val="44"/>
-          <w:lang w:val="pt-BR"/>
-        </w:rPr>
-        <w:t>Manual 03 - Implementacao do NIST AI Risk Management Framework</w:t>
+        <w:keepLines/>
+      </w:pPr>
+      <w:r>
+        <w:rPr>
+          <w:rFonts w:ascii="Arial" w:hAnsi="Arial" w:eastAsia="Arial"/>
+          <w:lang w:val="pt-BR"/>
+        </w:rPr>
+        <w:t>Manual 03 - Implementação do Marco de Gestão de Riscos de IA do NIST</w:t>
       </w:r>
     </w:p>
     <w:p>
       <w:pPr>
         <w:jc w:val="center"/>
-      </w:pPr>
-      <w:r>
-        <w:rPr>
-          <w:rFonts w:ascii="Arial" w:hAnsi="Arial" w:eastAsia="Arial"/>
-          <w:b/>
-          <w:sz w:val="20"/>
-          <w:lang w:val="pt-BR"/>
-        </w:rPr>
-        <w:t>CANDIDATO CONTROLADO PARA QA DE PUBLICACAO</w:t>
+        <w:keepLines/>
+      </w:pPr>
+      <w:r>
+        <w:rPr>
+          <w:rFonts w:ascii="Arial" w:hAnsi="Arial" w:eastAsia="Arial"/>
+          <w:lang w:val="pt-BR"/>
+        </w:rPr>
+        <w:t>CANDIDATO CONTROLADO PARA QA DE PUBLICAÇÃO</w:t>
       </w:r>
     </w:p>
     <w:p>
       <w:pPr>
         <w:jc w:val="center"/>
-      </w:pPr>
-      <w:r>
-        <w:rPr>
-          <w:rFonts w:ascii="Arial" w:hAnsi="Arial" w:eastAsia="Arial"/>
-          <w:sz w:val="17"/>
-          <w:lang w:val="pt-BR"/>
-        </w:rPr>
-        <w:t>Controlled source revision: 0c5e219dcca52266f6ea60d24fd16690df0de575 | Language: pt-BR | NIST AI RMF 1.0 / NIST AI 100-1 baseline; version-aware and subject to source-watch controls.</w:t>
+        <w:keepLines/>
+      </w:pPr>
+      <w:r>
+        <w:rPr>
+          <w:rFonts w:ascii="Arial" w:hAnsi="Arial" w:eastAsia="Arial"/>
+          <w:lang w:val="pt-BR"/>
+        </w:rPr>
+        <w:t>Revisão da fonte controlada: 415cb1bb4afcda24109137eca1d6890462458cd8 | Idioma: pt-BR | Linha de base NIST AI RMF 1.0 / NIST AI 100-1; controle de versão e vigilância de fontes obrigatórios.</w:t>
       </w:r>
     </w:p>
     <w:p>
       <w:pPr>
         <w:ind w:left="288" w:right="288"/>
-      </w:pPr>
-      <w:r>
-        <w:rPr>
-          <w:rFonts w:ascii="Arial" w:hAnsi="Arial" w:eastAsia="Arial"/>
-          <w:b/>
-          <w:sz w:val="18"/>
-          <w:lang w:val="pt-BR"/>
-        </w:rPr>
-        <w:t>Assurance boundary: This practical implementation manual does not certify an AI system, establish legal compliance, prove trustworthy-AI achievement, or provide an audit opinion.</w:t>
+        <w:keepLines/>
+      </w:pPr>
+      <w:r>
+        <w:rPr>
+          <w:rFonts w:ascii="Arial" w:hAnsi="Arial" w:eastAsia="Arial"/>
+          <w:lang w:val="pt-BR"/>
+        </w:rPr>
+        <w:t>Limite de asseguração: Este manual prático de implementação não certifica um sistema de IA, não estabelece conformidade legal, não comprova o alcance de IA confiável nem fornece uma opinião de auditoria.</w:t>
       </w:r>
     </w:p>
     <w:p>
@@ -69,7 +66,7 @@
           <w:rFonts w:ascii="Arial" w:hAnsi="Arial" w:eastAsia="Arial"/>
           <w:lang w:val="pt-BR"/>
         </w:rPr>
-        <w:t>Implementation paths and operating model</w:t>
+        <w:t>Caminhos de implementação e modelo operacional</w:t>
       </w:r>
     </w:p>
     <w:p>
@@ -198,7 +195,7 @@
           <w:rFonts w:ascii="Arial" w:hAnsi="Arial" w:eastAsia="Arial"/>
           <w:lang w:val="pt-BR"/>
         </w:rPr>
-        <w:t>Figure 1. Implementation memory graphic</w:t>
+        <w:t>Figura 1. Gráfico de memória de implementação</w:t>
       </w:r>
     </w:p>
     <w:p>
@@ -541,7 +538,7 @@
           <w:rFonts w:ascii="Arial" w:hAnsi="Arial" w:eastAsia="Arial"/>
           <w:lang w:val="pt-BR"/>
         </w:rPr>
-        <w:t>Figure 2. Implementation memory graphic</w:t>
+        <w:t>Figura 2. Gráfico de memória de implementação</w:t>
       </w:r>
     </w:p>
     <w:p>
@@ -1077,7 +1074,7 @@
           <w:rFonts w:ascii="Arial" w:hAnsi="Arial" w:eastAsia="Arial"/>
           <w:lang w:val="pt-BR"/>
         </w:rPr>
-        <w:t>Figure 3. Implementation memory graphic</w:t>
+        <w:t>Figura 3. Gráfico de memória de implementação</w:t>
       </w:r>
     </w:p>
     <w:p>
@@ -2622,7 +2619,7 @@
           <w:rFonts w:ascii="Arial" w:hAnsi="Arial" w:eastAsia="Arial"/>
           <w:lang w:val="pt-BR"/>
         </w:rPr>
-        <w:t>Controlled 32-chapter manual</w:t>
+        <w:t>Manual controlado de 32 capítulos</w:t>
       </w:r>
     </w:p>
     <w:p>
@@ -3372,7 +3369,7 @@
           <w:rFonts w:ascii="Arial" w:hAnsi="Arial" w:eastAsia="Arial"/>
           <w:lang w:val="pt-BR"/>
         </w:rPr>
-        <w:t>Figure 4. Chapter memory graphic</w:t>
+        <w:t>Figura 4. Gráfico de memória do capítulo</w:t>
       </w:r>
     </w:p>
     <w:p>
@@ -3709,7 +3706,7 @@
           <w:rFonts w:ascii="Arial" w:hAnsi="Arial" w:eastAsia="Arial"/>
           <w:lang w:val="pt-BR"/>
         </w:rPr>
-        <w:t>Figure 5. Chapter memory graphic</w:t>
+        <w:t>Figura 5. Gráfico de memória do capítulo</w:t>
       </w:r>
     </w:p>
     <w:p>
@@ -4307,7 +4304,7 @@
           <w:rFonts w:ascii="Arial" w:hAnsi="Arial" w:eastAsia="Arial"/>
           <w:lang w:val="pt-BR"/>
         </w:rPr>
-        <w:t>Figure 6. Chapter memory graphic</w:t>
+        <w:t>Figura 6. Gráfico de memória do capítulo</w:t>
       </w:r>
     </w:p>
     <w:p>
@@ -6993,7 +6990,7 @@
           <w:rFonts w:ascii="Arial" w:hAnsi="Arial" w:eastAsia="Arial"/>
           <w:lang w:val="pt-BR"/>
         </w:rPr>
-        <w:t>Figure 7. Chapter memory graphic</w:t>
+        <w:t>Figura 7. Gráfico de memória do capítulo</w:t>
       </w:r>
     </w:p>
     <w:p>
@@ -8395,7 +8392,7 @@
           <w:rFonts w:ascii="Arial" w:hAnsi="Arial" w:eastAsia="Arial"/>
           <w:lang w:val="pt-BR"/>
         </w:rPr>
-        <w:t>Figure 8. Chapter memory graphic</w:t>
+        <w:t>Figura 8. Gráfico de memória do capítulo</w:t>
       </w:r>
     </w:p>
     <w:p>
@@ -10773,7 +10770,7 @@
           <w:rFonts w:ascii="Arial" w:hAnsi="Arial" w:eastAsia="Arial"/>
           <w:lang w:val="pt-BR"/>
         </w:rPr>
-        <w:t>Figure 9. Chapter memory graphic</w:t>
+        <w:t>Figura 9. Gráfico de memória do capítulo</w:t>
       </w:r>
     </w:p>
     <w:p>
@@ -11796,7 +11793,7 @@
           <w:rFonts w:ascii="Arial" w:hAnsi="Arial" w:eastAsia="Arial"/>
           <w:lang w:val="pt-BR"/>
         </w:rPr>
-        <w:t>Figure 10. Chapter memory graphic</w:t>
+        <w:t>Figura 10. Gráfico de memória do capítulo</w:t>
       </w:r>
     </w:p>
     <w:p>
@@ -13808,7 +13805,7 @@
           <w:rFonts w:ascii="Arial" w:hAnsi="Arial" w:eastAsia="Arial"/>
           <w:lang w:val="pt-BR"/>
         </w:rPr>
-        <w:t>Figure 11. Chapter memory graphic</w:t>
+        <w:t>Figura 11. Gráfico de memória do capítulo</w:t>
       </w:r>
     </w:p>
     <w:p>
@@ -16307,7 +16304,7 @@
           <w:rFonts w:ascii="Arial" w:hAnsi="Arial" w:eastAsia="Arial"/>
           <w:lang w:val="pt-BR"/>
         </w:rPr>
-        <w:t>Figure 12. Chapter memory graphic</w:t>
+        <w:t>Figura 12. Gráfico de memória do capítulo</w:t>
       </w:r>
     </w:p>
     <w:p>
@@ -16591,7 +16588,7 @@
           <w:rFonts w:ascii="Arial" w:hAnsi="Arial" w:eastAsia="Arial"/>
           <w:lang w:val="pt-BR"/>
         </w:rPr>
-        <w:t>Figure 13. Chapter memory graphic</w:t>
+        <w:t>Figura 13. Gráfico de memória do capítulo</w:t>
       </w:r>
     </w:p>
     <w:p>
@@ -18182,7 +18179,7 @@
           <w:rFonts w:ascii="Arial" w:hAnsi="Arial" w:eastAsia="Arial"/>
           <w:lang w:val="pt-BR"/>
         </w:rPr>
-        <w:t>Figure 14. Chapter memory graphic</w:t>
+        <w:t>Figura 14. Gráfico de memória do capítulo</w:t>
       </w:r>
     </w:p>
     <w:p>
@@ -18881,7 +18878,7 @@
           <w:rFonts w:ascii="Arial" w:hAnsi="Arial" w:eastAsia="Arial"/>
           <w:lang w:val="pt-BR"/>
         </w:rPr>
-        <w:t>Figure 15. Chapter memory graphic</w:t>
+        <w:t>Figura 15. Gráfico de memória do capítulo</w:t>
       </w:r>
     </w:p>
     <w:p>
@@ -20876,7 +20873,7 @@
         <w:sz w:val="16"/>
         <w:lang w:val="pt-BR"/>
       </w:rPr>
-      <w:t xml:space="preserve">Manual 03 | Controlled publication QA candidate | </w:t>
+      <w:t xml:space="preserve">Manual 03 | Candidato controlado para QA de publicação | </w:t>
     </w:r>
     <w:fldSimple w:instr="PAGE"/>
   </w:p>
